--- a/ERP Plan/For MSCAST/MSCAST ERP - SOPs and Use Cases.docx
+++ b/ERP Plan/For MSCAST/MSCAST ERP - SOPs and Use Cases.docx
@@ -1151,7 +1151,7 @@
           <wp:inline>
             <wp:extent cx="5334000" cy="3333750"/>
             <wp:effectExtent b="0" l="0" r="0" t="0"/>
-            <wp:docPr descr="A quotation, priced from the approved PCC" title="" id="24" name="Picture"/>
+            <wp:docPr descr="A quotation, priced from the approved PCC" id="24" name="Picture"/>
             <a:graphic>
               <a:graphicData uri="http://schemas.openxmlformats.org/drawingml/2006/picture">
                 <pic:pic>
@@ -1240,7 +1240,7 @@
           <wp:inline>
             <wp:extent cx="5334000" cy="3333750"/>
             <wp:effectExtent b="0" l="0" r="0" t="0"/>
-            <wp:docPr descr="The PCC behind it: components, revision, approval" title="" id="27" name="Picture"/>
+            <wp:docPr descr="The PCC behind it: components, revision, approval" id="27" name="Picture"/>
             <a:graphic>
               <a:graphicData uri="http://schemas.openxmlformats.org/drawingml/2006/picture">
                 <pic:pic>
@@ -1717,7 +1717,7 @@
           <wp:inline>
             <wp:extent cx="5334000" cy="3333750"/>
             <wp:effectExtent b="0" l="0" r="0" t="0"/>
-            <wp:docPr descr="A kick-off held at PO Query Raised: the PO’s payment terms differ from the offer" title="" id="31" name="Picture"/>
+            <wp:docPr descr="A kick-off held at PO Query Raised: the PO’s payment terms differ from the offer" id="31" name="Picture"/>
             <a:graphic>
               <a:graphicData uri="http://schemas.openxmlformats.org/drawingml/2006/picture">
                 <pic:pic>
@@ -1819,7 +1819,7 @@
           <wp:inline>
             <wp:extent cx="5334000" cy="3333750"/>
             <wp:effectExtent b="0" l="0" r="0" t="0"/>
-            <wp:docPr descr="The project, where the billing and dispatch schedule is entered" title="" id="34" name="Picture"/>
+            <wp:docPr descr="The project, where the billing and dispatch schedule is entered" id="34" name="Picture"/>
             <a:graphic>
               <a:graphicData uri="http://schemas.openxmlformats.org/drawingml/2006/picture">
                 <pic:pic>
@@ -2325,7 +2325,7 @@
           <wp:inline>
             <wp:extent cx="5334000" cy="3333750"/>
             <wp:effectExtent b="0" l="0" r="0" t="0"/>
-            <wp:docPr descr="The drawing register: every drawing, its revision and status" title="" id="38" name="Picture"/>
+            <wp:docPr descr="The drawing register: every drawing, its revision and status" id="38" name="Picture"/>
             <a:graphic>
               <a:graphicData uri="http://schemas.openxmlformats.org/drawingml/2006/picture">
                 <pic:pic>
@@ -2414,7 +2414,7 @@
           <wp:inline>
             <wp:extent cx="5334000" cy="3333750"/>
             <wp:effectExtent b="0" l="0" r="0" t="0"/>
-            <wp:docPr descr="A drawing waiting for the customer’s approval" title="" id="41" name="Picture"/>
+            <wp:docPr descr="A drawing waiting for the customer’s approval" id="41" name="Picture"/>
             <a:graphic>
               <a:graphicData uri="http://schemas.openxmlformats.org/drawingml/2006/picture">
                 <pic:pic>
@@ -2503,7 +2503,7 @@
           <wp:inline>
             <wp:extent cx="5334000" cy="3333750"/>
             <wp:effectExtent b="0" l="0" r="0" t="0"/>
-            <wp:docPr descr="A transmittal: what was issued, to whom, and the acknowledgement" title="" id="44" name="Picture"/>
+            <wp:docPr descr="A transmittal: what was issued, to whom, and the acknowledgement" id="44" name="Picture"/>
             <a:graphic>
               <a:graphicData uri="http://schemas.openxmlformats.org/drawingml/2006/picture">
                 <pic:pic>
@@ -2592,7 +2592,7 @@
           <wp:inline>
             <wp:extent cx="5334000" cy="3333750"/>
             <wp:effectExtent b="0" l="0" r="0" t="0"/>
-            <wp:docPr descr="The MDF released to Procurement" title="" id="47" name="Picture"/>
+            <wp:docPr descr="The MDF released to Procurement" id="47" name="Picture"/>
             <a:graphic>
               <a:graphicData uri="http://schemas.openxmlformats.org/drawingml/2006/picture">
                 <pic:pic>
@@ -2924,7 +2924,7 @@
           <wp:inline>
             <wp:extent cx="5334000" cy="3333750"/>
             <wp:effectExtent b="0" l="0" r="0" t="0"/>
-            <wp:docPr descr="Material Request raised from the MDF" title="" id="51" name="Picture"/>
+            <wp:docPr descr="Material Request raised from the MDF" id="51" name="Picture"/>
             <a:graphic>
               <a:graphicData uri="http://schemas.openxmlformats.org/drawingml/2006/picture">
                 <pic:pic>
@@ -3013,7 +3013,7 @@
           <wp:inline>
             <wp:extent cx="5334000" cy="3333750"/>
             <wp:effectExtent b="0" l="0" r="0" t="0"/>
-            <wp:docPr descr="A supplier’s quotation, recorded for comparison" title="" id="54" name="Picture"/>
+            <wp:docPr descr="A supplier’s quotation, recorded for comparison" id="54" name="Picture"/>
             <a:graphic>
               <a:graphicData uri="http://schemas.openxmlformats.org/drawingml/2006/picture">
                 <pic:pic>
@@ -3102,7 +3102,7 @@
           <wp:inline>
             <wp:extent cx="5334000" cy="3333750"/>
             <wp:effectExtent b="0" l="0" r="0" t="0"/>
-            <wp:docPr descr="An approved purchase order" title="" id="57" name="Picture"/>
+            <wp:docPr descr="An approved purchase order" id="57" name="Picture"/>
             <a:graphic>
               <a:graphicData uri="http://schemas.openxmlformats.org/drawingml/2006/picture">
                 <pic:pic>
@@ -3191,7 +3191,7 @@
           <wp:inline>
             <wp:extent cx="5334000" cy="3333750"/>
             <wp:effectExtent b="0" l="0" r="0" t="0"/>
-            <wp:docPr descr="PO vs PCC Variance: purchases against the cost sheet, per project" title="" id="60" name="Picture"/>
+            <wp:docPr descr="PO vs PCC Variance: purchases against the cost sheet, per project" id="60" name="Picture"/>
             <a:graphic>
               <a:graphicData uri="http://schemas.openxmlformats.org/drawingml/2006/picture">
                 <pic:pic>
@@ -3452,7 +3452,7 @@
           <wp:inline>
             <wp:extent cx="5334000" cy="3333750"/>
             <wp:effectExtent b="0" l="0" r="0" t="0"/>
-            <wp:docPr descr="Free issue: material transferred to the fabricator’s warehouse (Annexure-I)" title="" id="64" name="Picture"/>
+            <wp:docPr descr="Free issue: material transferred to the fabricator’s warehouse (Annexure-I)" id="64" name="Picture"/>
             <a:graphic>
               <a:graphicData uri="http://schemas.openxmlformats.org/drawingml/2006/picture">
                 <pic:pic>
@@ -3541,7 +3541,7 @@
           <wp:inline>
             <wp:extent cx="5334000" cy="3333750"/>
             <wp:effectExtent b="0" l="0" r="0" t="0"/>
-            <wp:docPr descr="Free Issue at Vendor: what is where, and its value" title="" id="67" name="Picture"/>
+            <wp:docPr descr="Free Issue at Vendor: what is where, and its value" id="67" name="Picture"/>
             <a:graphic>
               <a:graphicData uri="http://schemas.openxmlformats.org/drawingml/2006/picture">
                 <pic:pic>
@@ -3786,7 +3786,7 @@
           <wp:inline>
             <wp:extent cx="5334000" cy="3333750"/>
             <wp:effectExtent b="0" l="0" r="0" t="0"/>
-            <wp:docPr descr="An inspection stage with its result" title="" id="71" name="Picture"/>
+            <wp:docPr descr="An inspection stage with its result" id="71" name="Picture"/>
             <a:graphic>
               <a:graphicData uri="http://schemas.openxmlformats.org/drawingml/2006/picture">
                 <pic:pic>
@@ -3875,7 +3875,7 @@
           <wp:inline>
             <wp:extent cx="5334000" cy="3333750"/>
             <wp:effectExtent b="0" l="0" r="0" t="0"/>
-            <wp:docPr descr="Inspection Status: every stage across projects" title="" id="74" name="Picture"/>
+            <wp:docPr descr="Inspection Status: every stage across projects" id="74" name="Picture"/>
             <a:graphic>
               <a:graphicData uri="http://schemas.openxmlformats.org/drawingml/2006/picture">
                 <pic:pic>
@@ -4285,7 +4285,7 @@
           <wp:inline>
             <wp:extent cx="5334000" cy="3333750"/>
             <wp:effectExtent b="0" l="0" r="0" t="0"/>
-            <wp:docPr descr="A certified BRM: all four checks ticked, certifier and date recorded" title="" id="78" name="Picture"/>
+            <wp:docPr descr="A certified BRM: all four checks ticked, certifier and date recorded" id="78" name="Picture"/>
             <a:graphic>
               <a:graphicData uri="http://schemas.openxmlformats.org/drawingml/2006/picture">
                 <pic:pic>
@@ -4374,7 +4374,7 @@
           <wp:inline>
             <wp:extent cx="5334000" cy="3333750"/>
             <wp:effectExtent b="0" l="0" r="0" t="0"/>
-            <wp:docPr descr="What Accounts sees when paying a bill with no certified BRM" title="" id="81" name="Picture"/>
+            <wp:docPr descr="What Accounts sees when paying a bill with no certified BRM" id="81" name="Picture"/>
             <a:graphic>
               <a:graphicData uri="http://schemas.openxmlformats.org/drawingml/2006/picture">
                 <pic:pic>
@@ -4463,7 +4463,7 @@
           <wp:inline>
             <wp:extent cx="5334000" cy="3333750"/>
             <wp:effectExtent b="0" l="0" r="0" t="0"/>
-            <wp:docPr descr="The BRM Register" title="" id="84" name="Picture"/>
+            <wp:docPr descr="The BRM Register" id="84" name="Picture"/>
             <a:graphic>
               <a:graphicData uri="http://schemas.openxmlformats.org/drawingml/2006/picture">
                 <pic:pic>
@@ -4752,7 +4752,7 @@
           <wp:inline>
             <wp:extent cx="5334000" cy="3333750"/>
             <wp:effectExtent b="0" l="0" r="0" t="0"/>
-            <wp:docPr descr="Material Dispatch Memo for a lot, with free-issue items flagged" title="" id="88" name="Picture"/>
+            <wp:docPr descr="Material Dispatch Memo for a lot, with free-issue items flagged" id="88" name="Picture"/>
             <a:graphic>
               <a:graphicData uri="http://schemas.openxmlformats.org/drawingml/2006/picture">
                 <pic:pic>
@@ -4841,7 +4841,7 @@
           <wp:inline>
             <wp:extent cx="5334000" cy="3333750"/>
             <wp:effectExtent b="0" l="0" r="0" t="0"/>
-            <wp:docPr descr="Delivery Instruction to the supplier, with Annexure-I" title="" id="91" name="Picture"/>
+            <wp:docPr descr="Delivery Instruction to the supplier, with Annexure-I" id="91" name="Picture"/>
             <a:graphic>
               <a:graphicData uri="http://schemas.openxmlformats.org/drawingml/2006/picture">
                 <pic:pic>
@@ -4930,7 +4930,7 @@
           <wp:inline>
             <wp:extent cx="5334000" cy="3333750"/>
             <wp:effectExtent b="0" l="0" r="0" t="0"/>
-            <wp:docPr descr="The Delivery Note" title="" id="94" name="Picture"/>
+            <wp:docPr descr="The Delivery Note" id="94" name="Picture"/>
             <a:graphic>
               <a:graphicData uri="http://schemas.openxmlformats.org/drawingml/2006/picture">
                 <pic:pic>
@@ -5216,7 +5216,7 @@
           <wp:inline>
             <wp:extent cx="5334000" cy="3333750"/>
             <wp:effectExtent b="0" l="0" r="0" t="0"/>
-            <wp:docPr descr="A milestone sales invoice" title="" id="98" name="Picture"/>
+            <wp:docPr descr="A milestone sales invoice" id="98" name="Picture"/>
             <a:graphic>
               <a:graphicData uri="http://schemas.openxmlformats.org/drawingml/2006/picture">
                 <pic:pic>
@@ -5305,7 +5305,7 @@
           <wp:inline>
             <wp:extent cx="5334000" cy="3333750"/>
             <wp:effectExtent b="0" l="0" r="0" t="0"/>
-            <wp:docPr descr="Retention and Certificates: retention held per contract and its release trigger" title="" id="101" name="Picture"/>
+            <wp:docPr descr="Retention and Certificates: retention held per contract and its release trigger" id="101" name="Picture"/>
             <a:graphic>
               <a:graphicData uri="http://schemas.openxmlformats.org/drawingml/2006/picture">
                 <pic:pic>
@@ -5394,7 +5394,7 @@
           <wp:inline>
             <wp:extent cx="5334000" cy="3333750"/>
             <wp:effectExtent b="0" l="0" r="0" t="0"/>
-            <wp:docPr descr="A client claim, agreed and settled by supplementary invoice" title="" id="104" name="Picture"/>
+            <wp:docPr descr="A client claim, agreed and settled by supplementary invoice" id="104" name="Picture"/>
             <a:graphic>
               <a:graphicData uri="http://schemas.openxmlformats.org/drawingml/2006/picture">
                 <pic:pic>
@@ -5483,7 +5483,7 @@
           <wp:inline>
             <wp:extent cx="5334000" cy="3704166"/>
             <wp:effectExtent b="0" l="0" r="0" t="0"/>
-            <wp:docPr descr="Proforma invoice for an advance" title="" id="107" name="Picture"/>
+            <wp:docPr descr="Proforma invoice for an advance" id="107" name="Picture"/>
             <a:graphic>
               <a:graphicData uri="http://schemas.openxmlformats.org/drawingml/2006/picture">
                 <pic:pic>
@@ -5791,7 +5791,7 @@
           <wp:inline>
             <wp:extent cx="5334000" cy="3333750"/>
             <wp:effectExtent b="0" l="0" r="0" t="0"/>
-            <wp:docPr descr="Commissioning report: each parameter, specified vs achieved" title="" id="111" name="Picture"/>
+            <wp:docPr descr="Commissioning report: each parameter, specified vs achieved" id="111" name="Picture"/>
             <a:graphic>
               <a:graphicData uri="http://schemas.openxmlformats.org/drawingml/2006/picture">
                 <pic:pic>
@@ -5880,7 +5880,7 @@
           <wp:inline>
             <wp:extent cx="5334000" cy="3333750"/>
             <wp:effectExtent b="0" l="0" r="0" t="0"/>
-            <wp:docPr descr="Project certificate received from the customer" title="" id="114" name="Picture"/>
+            <wp:docPr descr="Project certificate received from the customer" id="114" name="Picture"/>
             <a:graphic>
               <a:graphicData uri="http://schemas.openxmlformats.org/drawingml/2006/picture">
                 <pic:pic>
@@ -5969,7 +5969,7 @@
           <wp:inline>
             <wp:extent cx="5334000" cy="3333750"/>
             <wp:effectExtent b="0" l="0" r="0" t="0"/>
-            <wp:docPr descr="Project Closure Report" title="" id="117" name="Picture"/>
+            <wp:docPr descr="Project Closure Report" id="117" name="Picture"/>
             <a:graphic>
               <a:graphicData uri="http://schemas.openxmlformats.org/drawingml/2006/picture">
                 <pic:pic>
@@ -6278,7 +6278,7 @@
           <wp:inline>
             <wp:extent cx="5334000" cy="3333750"/>
             <wp:effectExtent b="0" l="0" r="0" t="0"/>
-            <wp:docPr descr="MSME 45-Day Dues: each bill’s deadline" title="" id="121" name="Picture"/>
+            <wp:docPr descr="MSME 45-Day Dues: each bill’s deadline" id="121" name="Picture"/>
             <a:graphic>
               <a:graphicData uri="http://schemas.openxmlformats.org/drawingml/2006/picture">
                 <pic:pic>
@@ -6367,7 +6367,7 @@
           <wp:inline>
             <wp:extent cx="5334000" cy="3333750"/>
             <wp:effectExtent b="0" l="0" r="0" t="0"/>
-            <wp:docPr descr="Balance sheet in Schedule III format" title="" id="124" name="Picture"/>
+            <wp:docPr descr="Balance sheet in Schedule III format" id="124" name="Picture"/>
             <a:graphic>
               <a:graphicData uri="http://schemas.openxmlformats.org/drawingml/2006/picture">
                 <pic:pic>
@@ -6456,7 +6456,7 @@
           <wp:inline>
             <wp:extent cx="5334000" cy="3333750"/>
             <wp:effectExtent b="0" l="0" r="0" t="0"/>
-            <wp:docPr descr="Statement of profit and loss in Schedule III format" title="" id="127" name="Picture"/>
+            <wp:docPr descr="Statement of profit and loss in Schedule III format" id="127" name="Picture"/>
             <a:graphic>
               <a:graphicData uri="http://schemas.openxmlformats.org/drawingml/2006/picture">
                 <pic:pic>
@@ -6545,7 +6545,7 @@
           <wp:inline>
             <wp:extent cx="5334000" cy="3333750"/>
             <wp:effectExtent b="0" l="0" r="0" t="0"/>
-            <wp:docPr descr="Project MIS: contract vs PCC vs committed vs billed" title="" id="130" name="Picture"/>
+            <wp:docPr descr="Project MIS: contract vs PCC vs committed vs billed" id="130" name="Picture"/>
             <a:graphic>
               <a:graphicData uri="http://schemas.openxmlformats.org/drawingml/2006/picture">
                 <pic:pic>
@@ -6780,7 +6780,7 @@
           <wp:inline>
             <wp:extent cx="5334000" cy="3333750"/>
             <wp:effectExtent b="0" l="0" r="0" t="0"/>
-            <wp:docPr descr="Attendance list" title="" id="134" name="Picture"/>
+            <wp:docPr descr="Attendance list" id="134" name="Picture"/>
             <a:graphic>
               <a:graphicData uri="http://schemas.openxmlformats.org/drawingml/2006/picture">
                 <pic:pic>
@@ -6869,7 +6869,7 @@
           <wp:inline>
             <wp:extent cx="5334000" cy="3333750"/>
             <wp:effectExtent b="0" l="0" r="0" t="0"/>
-            <wp:docPr descr="A salary slip" title="" id="137" name="Picture"/>
+            <wp:docPr descr="A salary slip" id="137" name="Picture"/>
             <a:graphic>
               <a:graphicData uri="http://schemas.openxmlformats.org/drawingml/2006/picture">
                 <pic:pic>
@@ -7132,7 +7132,7 @@
           <wp:inline>
             <wp:extent cx="5334000" cy="3333750"/>
             <wp:effectExtent b="0" l="0" r="0" t="0"/>
-            <wp:docPr descr="A supplier master (GSTIN, MSME class and Udyam number sit on its tabs)" title="" id="141" name="Picture"/>
+            <wp:docPr descr="A supplier master (GSTIN, MSME class and Udyam number sit on its tabs)" id="141" name="Picture"/>
             <a:graphic>
               <a:graphicData uri="http://schemas.openxmlformats.org/drawingml/2006/picture">
                 <pic:pic>
@@ -7480,7 +7480,7 @@
           <wp:inline>
             <wp:extent cx="5334000" cy="3333750"/>
             <wp:effectExtent b="0" l="0" r="0" t="0"/>
-            <wp:docPr descr="The home page: today’s position and what needs attention" title="" id="145" name="Picture"/>
+            <wp:docPr descr="The home page: today’s position and what needs attention" id="145" name="Picture"/>
             <a:graphic>
               <a:graphicData uri="http://schemas.openxmlformats.org/drawingml/2006/picture">
                 <pic:pic>
@@ -7566,7 +7566,7 @@
           <wp:inline>
             <wp:extent cx="5334000" cy="3333750"/>
             <wp:effectExtent b="0" l="0" r="0" t="0"/>
-            <wp:docPr descr="The exception list: open findings with severity and owner" title="" id="148" name="Picture"/>
+            <wp:docPr descr="The exception list: open findings with severity and owner" id="148" name="Picture"/>
             <a:graphic>
               <a:graphicData uri="http://schemas.openxmlformats.org/drawingml/2006/picture">
                 <pic:pic>
@@ -7851,7 +7851,7 @@
           <wp:inline>
             <wp:extent cx="5334000" cy="3333750"/>
             <wp:effectExtent b="0" l="0" r="0" t="0"/>
-            <wp:docPr descr="The monthly archival log" title="" id="154" name="Picture"/>
+            <wp:docPr descr="The monthly archival log" id="154" name="Picture"/>
             <a:graphic>
               <a:graphicData uri="http://schemas.openxmlformats.org/drawingml/2006/picture">
                 <pic:pic>
